--- a/docs/czechinvest/methodologies/Metodika-pro-uzivatele-Coursition.docx
+++ b/docs/czechinvest/methodologies/Metodika-pro-uzivatele-Coursition.docx
@@ -2180,7 +2180,7 @@
         <w:rPr/>
         <w:drawing>
           <wp:inline distT="0" distB="0" distL="0" distR="0">
-            <wp:extent cx="5800000" cy="12993611"/>
+            <wp:extent cx="5800000" cy="13275556"/>
             <wp:effectExtent l="0" t="0" r="0" b="0"/>
             <wp:docPr id="2" name="Image2" descr="Úvodní česká stránka Coursition s hlavní výzvou k zahájení tvorby kurzu"/>
             <wp:cNvGraphicFramePr>
@@ -2204,7 +2204,7 @@
                   <pic:spPr bwMode="auto">
                     <a:xfrm>
                       <a:off x="0" y="0"/>
-                      <a:ext cx="5800000" cy="12993611"/>
+                      <a:ext cx="5800000" cy="13275556"/>
                     </a:xfrm>
                     <a:prstGeom prst="rect">
                       <a:avLst/>
